--- a/ResNet_CIFAR100_Report.docx
+++ b/ResNet_CIFAR100_Report.docx
@@ -84,33 +84,50 @@
         <w:spacing w:before="152"/>
         <w:jc w:val="center"/>
         <w:rPr>
-          <w:sz w:val="20"/>
-        </w:rPr>
-      </w:pPr>
-      <w:r>
-        <w:rPr>
-          <w:sz w:val="20"/>
-        </w:rPr>
-        <w:t>Mohamed</w:t>
-      </w:r>
-      <w:r>
-        <w:rPr>
-          <w:sz w:val="20"/>
-        </w:rPr>
-        <w:t xml:space="preserve"> Ahmed Fathy Abdelrazik</w:t>
-      </w:r>
-      <w:r>
-        <w:rPr>
-          <w:sz w:val="20"/>
-        </w:rPr>
-        <w:t xml:space="preserve"> — Student ID: </w:t>
-      </w:r>
-      <w:r>
-        <w:rPr>
           <w:spacing w:val="-2"/>
           <w:sz w:val="20"/>
         </w:rPr>
+      </w:pPr>
+      <w:r>
+        <w:rPr>
+          <w:sz w:val="20"/>
+        </w:rPr>
+        <w:t>Mohamed</w:t>
+      </w:r>
+      <w:r>
+        <w:rPr>
+          <w:sz w:val="20"/>
+        </w:rPr>
+        <w:t xml:space="preserve"> Ahmed Fathy Abdelrazik</w:t>
+      </w:r>
+      <w:r>
+        <w:rPr>
+          <w:sz w:val="20"/>
+        </w:rPr>
+        <w:t xml:space="preserve"> — Student ID: </w:t>
+      </w:r>
+      <w:r>
+        <w:rPr>
+          <w:spacing w:val="-2"/>
+          <w:sz w:val="20"/>
+        </w:rPr>
         <w:t xml:space="preserve">2400008, </w:t>
+      </w:r>
+    </w:p>
+    <w:p>
+      <w:pPr>
+        <w:spacing w:before="152"/>
+        <w:jc w:val="center"/>
+        <w:rPr>
+          <w:sz w:val="20"/>
+        </w:rPr>
+      </w:pPr>
+      <w:r>
+        <w:rPr>
+          <w:spacing w:val="-2"/>
+          <w:sz w:val="20"/>
+        </w:rPr>
+        <w:t>Omar Ahmed ElGabry ElSaid -- Student ID:2400059</w:t>
       </w:r>
     </w:p>
     <w:p>
@@ -256,7 +273,7 @@
           </mc:Choice>
           <mc:Fallback>
             <w:pict>
-              <v:shape w14:anchorId="2BB7CB18" id="Graphic 4" o:spid="_x0000_s1026" style="position:absolute;margin-left:52.8pt;margin-top:12.95pt;width:506.4pt;height:.1pt;z-index:-15728640;visibility:visible;mso-wrap-style:square;mso-wrap-distance-left:0;mso-wrap-distance-top:0;mso-wrap-distance-right:0;mso-wrap-distance-bottom:0;mso-position-horizontal:absolute;mso-position-horizontal-relative:page;mso-position-vertical:absolute;mso-position-vertical-relative:text;v-text-anchor:top" coordsize="6431280,1270" o:gfxdata="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" path="m,l6431280,e" filled="f" strokecolor="#036" strokeweight=".5pt">
+              <v:shape w14:anchorId="42ECC898" id="Graphic 4" o:spid="_x0000_s1026" style="position:absolute;margin-left:52.8pt;margin-top:12.95pt;width:506.4pt;height:.1pt;z-index:-15728640;visibility:visible;mso-wrap-style:square;mso-wrap-distance-left:0;mso-wrap-distance-top:0;mso-wrap-distance-right:0;mso-wrap-distance-bottom:0;mso-position-horizontal:absolute;mso-position-horizontal-relative:page;mso-position-vertical:absolute;mso-position-vertical-relative:text;v-text-anchor:top" coordsize="6431280,1270" o:gfxdata="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" path="m,l6431280,e" filled="f" strokecolor="#036" strokeweight=".5pt">
                 <v:path arrowok="t"/>
                 <w10:wrap type="topAndBottom" anchorx="page"/>
               </v:shape>
@@ -592,10 +609,7 @@
         <w:t>Batch</w:t>
       </w:r>
       <w:r>
-        <w:t xml:space="preserve"> </w:t>
-      </w:r>
-      <w:r>
-        <w:t xml:space="preserve">Normalization, (2) ResNet-18 with Batch Normalization, (3) the same model augmented with Cutout and </w:t>
+        <w:t xml:space="preserve"> Normalization, (2) ResNet-18 with Batch Normalization, (3) the same model augmented with Cutout and </w:t>
       </w:r>
       <w:proofErr w:type="spellStart"/>
       <w:r>
@@ -683,15 +697,7 @@
         <w:t xml:space="preserve"> </w:t>
       </w:r>
       <w:r>
-        <w:t xml:space="preserve">76.2% </w:t>
-      </w:r>
-      <w:proofErr w:type="gramStart"/>
-      <w:r>
-        <w:t>top-1</w:t>
-      </w:r>
-      <w:proofErr w:type="gramEnd"/>
-      <w:r>
-        <w:t xml:space="preserve"> accuracy, outperforming the best from-scratch</w:t>
+        <w:t>76.2% top-1 accuracy, outperforming the best from-scratch</w:t>
       </w:r>
       <w:r>
         <w:rPr>
@@ -783,7 +789,7 @@
           </mc:Choice>
           <mc:Fallback>
             <w:pict>
-              <v:shape w14:anchorId="0F72F4E2" id="Graphic 5" o:spid="_x0000_s1026" style="position:absolute;margin-left:52.8pt;margin-top:3.9pt;width:239.3pt;height:.1pt;z-index:-15728128;visibility:visible;mso-wrap-style:square;mso-wrap-distance-left:0;mso-wrap-distance-top:0;mso-wrap-distance-right:0;mso-wrap-distance-bottom:0;mso-position-horizontal:absolute;mso-position-horizontal-relative:page;mso-position-vertical:absolute;mso-position-vertical-relative:text;v-text-anchor:top" coordsize="3039110,1270" o:gfxdata="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" path="m,l3038856,e" filled="f" strokecolor="#036" strokeweight=".5pt">
+              <v:shape w14:anchorId="26119B8C" id="Graphic 5" o:spid="_x0000_s1026" style="position:absolute;margin-left:52.8pt;margin-top:3.9pt;width:239.3pt;height:.1pt;z-index:-15728128;visibility:visible;mso-wrap-style:square;mso-wrap-distance-left:0;mso-wrap-distance-top:0;mso-wrap-distance-right:0;mso-wrap-distance-bottom:0;mso-position-horizontal:absolute;mso-position-horizontal-relative:page;mso-position-vertical:absolute;mso-position-vertical-relative:text;v-text-anchor:top" coordsize="3039110,1270" o:gfxdata="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" path="m,l3038856,e" filled="f" strokecolor="#036" strokeweight=".5pt">
                 <v:path arrowok="t"/>
                 <w10:wrap type="topAndBottom" anchorx="page"/>
               </v:shape>
@@ -1251,15 +1257,7 @@
       </w:r>
       <w:proofErr w:type="spellEnd"/>
       <w:r>
-        <w:t xml:space="preserve">, which </w:t>
-      </w:r>
-      <w:proofErr w:type="gramStart"/>
-      <w:r>
-        <w:t>trains on</w:t>
-      </w:r>
-      <w:proofErr w:type="gramEnd"/>
-      <w:r>
-        <w:t xml:space="preserve"> convex combinations of training examples and their labels, improving </w:t>
+        <w:t xml:space="preserve">, which trains on convex combinations of training examples and their labels, improving </w:t>
       </w:r>
       <w:proofErr w:type="spellStart"/>
       <w:r>
@@ -1475,15 +1473,7 @@
         <w:jc w:val="both"/>
       </w:pPr>
       <w:r>
-        <w:t xml:space="preserve">CIFAR-100 contains 60,000 images in 100 classes (50,000 train / 10,000 </w:t>
-      </w:r>
-      <w:proofErr w:type="gramStart"/>
-      <w:r>
-        <w:t>test</w:t>
-      </w:r>
-      <w:proofErr w:type="gramEnd"/>
-      <w:r>
-        <w:t xml:space="preserve">). The dataset is hierarchically </w:t>
+        <w:t xml:space="preserve">CIFAR-100 contains 60,000 images in 100 classes (50,000 train / 10,000 test). The dataset is hierarchically </w:t>
       </w:r>
       <w:proofErr w:type="spellStart"/>
       <w:r>
@@ -1507,23 +1497,7 @@
       </w:r>
       <w:proofErr w:type="spellEnd"/>
       <w:r>
-        <w:t xml:space="preserve"> is applied (mu</w:t>
-      </w:r>
-      <w:proofErr w:type="gramStart"/>
-      <w:r>
-        <w:t>=(</w:t>
-      </w:r>
-      <w:proofErr w:type="gramEnd"/>
-      <w:r>
-        <w:t>0.5071, 0.4867, 0.4408), sigma</w:t>
-      </w:r>
-      <w:proofErr w:type="gramStart"/>
-      <w:r>
-        <w:t>=(</w:t>
-      </w:r>
-      <w:proofErr w:type="gramEnd"/>
-      <w:r>
-        <w:t>0.2675, 0.2565, 0.2761)).</w:t>
+        <w:t xml:space="preserve"> is applied (mu=(0.5071, 0.4867, 0.4408), sigma=(0.2675, 0.2565, 0.2761)).</w:t>
       </w:r>
     </w:p>
     <w:p>
@@ -1971,23 +1945,13 @@
                               </w:rPr>
                               <w:t xml:space="preserve"> </w:t>
                             </w:r>
-                            <w:proofErr w:type="gramStart"/>
                             <w:r>
                               <w:rPr>
                                 <w:rFonts w:ascii="Courier New"/>
                                 <w:color w:val="000000"/>
                                 <w:sz w:val="14"/>
                               </w:rPr>
-                              <w:t>forward(</w:t>
-                            </w:r>
-                            <w:proofErr w:type="gramEnd"/>
-                            <w:r>
-                              <w:rPr>
-                                <w:rFonts w:ascii="Courier New"/>
-                                <w:color w:val="000000"/>
-                                <w:sz w:val="14"/>
-                              </w:rPr>
-                              <w:t>self,</w:t>
+                              <w:t>forward(self,</w:t>
                             </w:r>
                             <w:r>
                               <w:rPr>
@@ -2027,7 +1991,6 @@
                               <w:t xml:space="preserve">out = </w:t>
                             </w:r>
                             <w:proofErr w:type="spellStart"/>
-                            <w:proofErr w:type="gramStart"/>
                             <w:r>
                               <w:rPr>
                                 <w:rFonts w:ascii="Courier New"/>
@@ -2037,50 +2000,13 @@
                               <w:t>F.relu</w:t>
                             </w:r>
                             <w:proofErr w:type="spellEnd"/>
-                            <w:proofErr w:type="gramEnd"/>
                             <w:r>
                               <w:rPr>
                                 <w:rFonts w:ascii="Courier New"/>
                                 <w:color w:val="000000"/>
                                 <w:sz w:val="14"/>
                               </w:rPr>
-                              <w:t>(self.bn1(</w:t>
-                            </w:r>
-                            <w:proofErr w:type="gramStart"/>
-                            <w:r>
-                              <w:rPr>
-                                <w:rFonts w:ascii="Courier New"/>
-                                <w:color w:val="000000"/>
-                                <w:sz w:val="14"/>
-                              </w:rPr>
-                              <w:t>self.conv</w:t>
-                            </w:r>
-                            <w:proofErr w:type="gramEnd"/>
-                            <w:r>
-                              <w:rPr>
-                                <w:rFonts w:ascii="Courier New"/>
-                                <w:color w:val="000000"/>
-                                <w:sz w:val="14"/>
-                              </w:rPr>
-                              <w:t>1(x))) out = self.bn2(</w:t>
-                            </w:r>
-                            <w:proofErr w:type="gramStart"/>
-                            <w:r>
-                              <w:rPr>
-                                <w:rFonts w:ascii="Courier New"/>
-                                <w:color w:val="000000"/>
-                                <w:sz w:val="14"/>
-                              </w:rPr>
-                              <w:t>self.conv</w:t>
-                            </w:r>
-                            <w:proofErr w:type="gramEnd"/>
-                            <w:r>
-                              <w:rPr>
-                                <w:rFonts w:ascii="Courier New"/>
-                                <w:color w:val="000000"/>
-                                <w:sz w:val="14"/>
-                              </w:rPr>
-                              <w:t>2(out))</w:t>
+                              <w:t>(self.bn1(self.conv1(x))) out = self.bn2(self.conv2(out))</w:t>
                             </w:r>
                           </w:p>
                           <w:p>
@@ -2102,7 +2028,6 @@
                               <w:t xml:space="preserve">out += </w:t>
                             </w:r>
                             <w:proofErr w:type="spellStart"/>
-                            <w:proofErr w:type="gramStart"/>
                             <w:r>
                               <w:rPr>
                                 <w:rFonts w:ascii="Courier New"/>
@@ -2112,7 +2037,6 @@
                               <w:t>self.shortcut</w:t>
                             </w:r>
                             <w:proofErr w:type="spellEnd"/>
-                            <w:proofErr w:type="gramEnd"/>
                             <w:r>
                               <w:rPr>
                                 <w:rFonts w:ascii="Courier New"/>
@@ -2122,7 +2046,6 @@
                               <w:t xml:space="preserve">(x) out = </w:t>
                             </w:r>
                             <w:proofErr w:type="spellStart"/>
-                            <w:proofErr w:type="gramStart"/>
                             <w:r>
                               <w:rPr>
                                 <w:rFonts w:ascii="Courier New"/>
@@ -2132,7 +2055,6 @@
                               <w:t>F.relu</w:t>
                             </w:r>
                             <w:proofErr w:type="spellEnd"/>
-                            <w:proofErr w:type="gramEnd"/>
                             <w:r>
                               <w:rPr>
                                 <w:rFonts w:ascii="Courier New"/>
@@ -2205,23 +2127,13 @@
                         </w:rPr>
                         <w:t xml:space="preserve"> </w:t>
                       </w:r>
-                      <w:proofErr w:type="gramStart"/>
                       <w:r>
                         <w:rPr>
                           <w:rFonts w:ascii="Courier New"/>
                           <w:color w:val="000000"/>
                           <w:sz w:val="14"/>
                         </w:rPr>
-                        <w:t>forward(</w:t>
-                      </w:r>
-                      <w:proofErr w:type="gramEnd"/>
-                      <w:r>
-                        <w:rPr>
-                          <w:rFonts w:ascii="Courier New"/>
-                          <w:color w:val="000000"/>
-                          <w:sz w:val="14"/>
-                        </w:rPr>
-                        <w:t>self,</w:t>
+                        <w:t>forward(self,</w:t>
                       </w:r>
                       <w:r>
                         <w:rPr>
@@ -2261,7 +2173,6 @@
                         <w:t xml:space="preserve">out = </w:t>
                       </w:r>
                       <w:proofErr w:type="spellStart"/>
-                      <w:proofErr w:type="gramStart"/>
                       <w:r>
                         <w:rPr>
                           <w:rFonts w:ascii="Courier New"/>
@@ -2271,50 +2182,13 @@
                         <w:t>F.relu</w:t>
                       </w:r>
                       <w:proofErr w:type="spellEnd"/>
-                      <w:proofErr w:type="gramEnd"/>
                       <w:r>
                         <w:rPr>
                           <w:rFonts w:ascii="Courier New"/>
                           <w:color w:val="000000"/>
                           <w:sz w:val="14"/>
                         </w:rPr>
-                        <w:t>(self.bn1(</w:t>
-                      </w:r>
-                      <w:proofErr w:type="gramStart"/>
-                      <w:r>
-                        <w:rPr>
-                          <w:rFonts w:ascii="Courier New"/>
-                          <w:color w:val="000000"/>
-                          <w:sz w:val="14"/>
-                        </w:rPr>
-                        <w:t>self.conv</w:t>
-                      </w:r>
-                      <w:proofErr w:type="gramEnd"/>
-                      <w:r>
-                        <w:rPr>
-                          <w:rFonts w:ascii="Courier New"/>
-                          <w:color w:val="000000"/>
-                          <w:sz w:val="14"/>
-                        </w:rPr>
-                        <w:t>1(x))) out = self.bn2(</w:t>
-                      </w:r>
-                      <w:proofErr w:type="gramStart"/>
-                      <w:r>
-                        <w:rPr>
-                          <w:rFonts w:ascii="Courier New"/>
-                          <w:color w:val="000000"/>
-                          <w:sz w:val="14"/>
-                        </w:rPr>
-                        <w:t>self.conv</w:t>
-                      </w:r>
-                      <w:proofErr w:type="gramEnd"/>
-                      <w:r>
-                        <w:rPr>
-                          <w:rFonts w:ascii="Courier New"/>
-                          <w:color w:val="000000"/>
-                          <w:sz w:val="14"/>
-                        </w:rPr>
-                        <w:t>2(out))</w:t>
+                        <w:t>(self.bn1(self.conv1(x))) out = self.bn2(self.conv2(out))</w:t>
                       </w:r>
                     </w:p>
                     <w:p>
@@ -2336,7 +2210,6 @@
                         <w:t xml:space="preserve">out += </w:t>
                       </w:r>
                       <w:proofErr w:type="spellStart"/>
-                      <w:proofErr w:type="gramStart"/>
                       <w:r>
                         <w:rPr>
                           <w:rFonts w:ascii="Courier New"/>
@@ -2346,7 +2219,6 @@
                         <w:t>self.shortcut</w:t>
                       </w:r>
                       <w:proofErr w:type="spellEnd"/>
-                      <w:proofErr w:type="gramEnd"/>
                       <w:r>
                         <w:rPr>
                           <w:rFonts w:ascii="Courier New"/>
@@ -2356,7 +2228,6 @@
                         <w:t xml:space="preserve">(x) out = </w:t>
                       </w:r>
                       <w:proofErr w:type="spellStart"/>
-                      <w:proofErr w:type="gramStart"/>
                       <w:r>
                         <w:rPr>
                           <w:rFonts w:ascii="Courier New"/>
@@ -2366,7 +2237,6 @@
                         <w:t>F.relu</w:t>
                       </w:r>
                       <w:proofErr w:type="spellEnd"/>
-                      <w:proofErr w:type="gramEnd"/>
                       <w:r>
                         <w:rPr>
                           <w:rFonts w:ascii="Courier New"/>
@@ -2476,21 +2346,8 @@
         </w:rPr>
         <w:t xml:space="preserve"> </w:t>
       </w:r>
-      <w:proofErr w:type="gramStart"/>
-      <w:r>
-        <w:t>fully-connected</w:t>
-      </w:r>
-      <w:proofErr w:type="gramEnd"/>
-      <w:r>
-        <w:t xml:space="preserve"> layer is replaced with a fresh </w:t>
-      </w:r>
-      <w:proofErr w:type="gramStart"/>
-      <w:r>
-        <w:t>Linear(</w:t>
-      </w:r>
-      <w:proofErr w:type="gramEnd"/>
-      <w:r>
-        <w:t>512, 100) head. All layers are fine-tuned end-to-end using Adam (</w:t>
+      <w:r>
+        <w:t>fully-connected layer is replaced with a fresh Linear(512, 100) head. All layers are fine-tuned end-to-end using Adam (</w:t>
       </w:r>
       <w:proofErr w:type="spellStart"/>
       <w:r>
@@ -2617,7 +2474,6 @@
         </w:rPr>
         <w:t xml:space="preserve"> </w:t>
       </w:r>
-      <w:proofErr w:type="gramStart"/>
       <w:r>
         <w:t>two</w:t>
       </w:r>
@@ -2630,7 +2486,6 @@
       <w:r>
         <w:t>constituent</w:t>
       </w:r>
-      <w:proofErr w:type="gramEnd"/>
       <w:r>
         <w:rPr>
           <w:spacing w:val="80"/>
@@ -3782,15 +3637,7 @@
       </w:r>
       <w:proofErr w:type="spellEnd"/>
       <w:r>
-        <w:t xml:space="preserve"> further lowers it to 2.20. Fig. 2 confirms these trends in </w:t>
-      </w:r>
-      <w:proofErr w:type="gramStart"/>
-      <w:r>
-        <w:t>top-1</w:t>
-      </w:r>
-      <w:proofErr w:type="gramEnd"/>
-      <w:r>
-        <w:t xml:space="preserve"> test accuracy.</w:t>
+        <w:t xml:space="preserve"> further lowers it to 2.20. Fig. 2 confirms these trends in top-1 test accuracy.</w:t>
       </w:r>
     </w:p>
     <w:p>
@@ -5091,15 +4938,7 @@
         <w:jc w:val="both"/>
       </w:pPr>
       <w:r>
-        <w:t xml:space="preserve">Fig. 4 shows the superclass-level confusion matrix for the best performing model (transfer learning). The highest off-diagonal confusion rates occur </w:t>
-      </w:r>
-      <w:proofErr w:type="gramStart"/>
-      <w:r>
-        <w:t>between:</w:t>
-      </w:r>
-      <w:proofErr w:type="gramEnd"/>
-      <w:r>
-        <w:t xml:space="preserve"> aquatic mammals and fish (shared aquatic environment context), large vehicles / vehicles-1 / vehicles-2</w:t>
+        <w:t>Fig. 4 shows the superclass-level confusion matrix for the best performing model (transfer learning). The highest off-diagonal confusion rates occur between: aquatic mammals and fish (shared aquatic environment context), large vehicles / vehicles-1 / vehicles-2</w:t>
       </w:r>
       <w:r>
         <w:rPr>
@@ -5270,23 +5109,7 @@
           <w:i/>
           <w:sz w:val="16"/>
         </w:rPr>
-        <w:t xml:space="preserve">higher misclassification </w:t>
-      </w:r>
-      <w:proofErr w:type="gramStart"/>
-      <w:r>
-        <w:rPr>
-          <w:i/>
-          <w:sz w:val="16"/>
-        </w:rPr>
-        <w:t>rate</w:t>
-      </w:r>
-      <w:proofErr w:type="gramEnd"/>
-      <w:r>
-        <w:rPr>
-          <w:i/>
-          <w:sz w:val="16"/>
-        </w:rPr>
-        <w:t xml:space="preserve">. Vehicle </w:t>
+        <w:t xml:space="preserve">higher misclassification rate. Vehicle </w:t>
       </w:r>
       <w:proofErr w:type="spellStart"/>
       <w:r>
@@ -7907,7 +7730,6 @@
               <v:path gradientshapeok="t" o:connecttype="rect"/>
             </v:shapetype>
             <v:shape id="Text Box 8" o:spid="_x0000_s1027" type="#_x0000_t202" alt="Ejada Public Information" style="position:absolute;margin-left:0;margin-top:0;width:105.95pt;height:27.2pt;z-index:487386624;visibility:visible;mso-wrap-style:none;mso-wrap-distance-left:0;mso-wrap-distance-top:0;mso-wrap-distance-right:0;mso-wrap-distance-bottom:0;mso-position-horizontal:center;mso-position-horizontal-relative:page;mso-position-vertical:bottom;mso-position-vertical-relative:page;v-text-anchor:bottom" o:gfxdata="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" filled="f" stroked="f">
-              <v:fill o:detectmouseclick="t"/>
               <v:textbox style="mso-fit-shape-to-text:t" inset="0,0,0,15pt">
                 <w:txbxContent>
                   <w:p>
@@ -8031,7 +7853,6 @@
               <v:path gradientshapeok="t" o:connecttype="rect"/>
             </v:shapetype>
             <v:shape id="Text Box 9" o:spid="_x0000_s1028" type="#_x0000_t202" alt="Ejada Public Information" style="position:absolute;margin-left:0;margin-top:0;width:105.95pt;height:27.2pt;z-index:487387648;visibility:visible;mso-wrap-style:none;mso-wrap-distance-left:0;mso-wrap-distance-top:0;mso-wrap-distance-right:0;mso-wrap-distance-bottom:0;mso-position-horizontal:center;mso-position-horizontal-relative:page;mso-position-vertical:bottom;mso-position-vertical-relative:page;v-text-anchor:bottom" o:gfxdata="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" filled="f" stroked="f">
-              <v:fill o:detectmouseclick="t"/>
               <v:textbox style="mso-fit-shape-to-text:t" inset="0,0,0,15pt">
                 <w:txbxContent>
                   <w:p>
@@ -8340,7 +8161,6 @@
               <v:path gradientshapeok="t" o:connecttype="rect"/>
             </v:shapetype>
             <v:shape id="Text Box 7" o:spid="_x0000_s1030" type="#_x0000_t202" alt="Ejada Public Information" style="position:absolute;margin-left:0;margin-top:0;width:105.95pt;height:27.2pt;z-index:487385600;visibility:visible;mso-wrap-style:none;mso-wrap-distance-left:0;mso-wrap-distance-top:0;mso-wrap-distance-right:0;mso-wrap-distance-bottom:0;mso-position-horizontal:center;mso-position-horizontal-relative:page;mso-position-vertical:bottom;mso-position-vertical-relative:page;v-text-anchor:bottom" o:gfxdata="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" filled="f" stroked="f">
-              <v:fill o:detectmouseclick="t"/>
               <v:textbox style="mso-fit-shape-to-text:t" inset="0,0,0,15pt">
                 <w:txbxContent>
                   <w:p>
@@ -8477,7 +8297,7 @@
         </mc:Choice>
         <mc:Fallback>
           <w:pict>
-            <v:shape w14:anchorId="4C561950" id="Graphic 1" o:spid="_x0000_s1026" style="position:absolute;margin-left:46.8pt;margin-top:50pt;width:518.4pt;height:.1pt;z-index:-15932928;visibility:visible;mso-wrap-style:square;mso-wrap-distance-left:0;mso-wrap-distance-top:0;mso-wrap-distance-right:0;mso-wrap-distance-bottom:0;mso-position-horizontal:absolute;mso-position-horizontal-relative:page;mso-position-vertical:absolute;mso-position-vertical-relative:page;v-text-anchor:top" coordsize="6583680,1270" o:gfxdata="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" path="m,l6583680,e" filled="f" strokecolor="#036" strokeweight=".8pt">
+            <v:shape w14:anchorId="4BB19072" id="Graphic 1" o:spid="_x0000_s1026" style="position:absolute;margin-left:46.8pt;margin-top:50pt;width:518.4pt;height:.1pt;z-index:-15932928;visibility:visible;mso-wrap-style:square;mso-wrap-distance-left:0;mso-wrap-distance-top:0;mso-wrap-distance-right:0;mso-wrap-distance-bottom:0;mso-position-horizontal:absolute;mso-position-horizontal-relative:page;mso-position-vertical:absolute;mso-position-vertical-relative:page;v-text-anchor:top" coordsize="6583680,1270" o:gfxdata="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" path="m,l6583680,e" filled="f" strokecolor="#036" strokeweight=".8pt">
               <v:path arrowok="t"/>
               <w10:wrap anchorx="page" anchory="page"/>
             </v:shape>
@@ -9200,6 +9020,7 @@
   <w:style w:type="character" w:default="1" w:styleId="DefaultParagraphFont">
     <w:name w:val="Default Paragraph Font"/>
     <w:uiPriority w:val="1"/>
+    <w:semiHidden/>
     <w:unhideWhenUsed/>
   </w:style>
   <w:style w:type="table" w:default="1" w:styleId="TableNormal">
